--- a/rapports/16_02_2026/ALPHA_BALDE/coh_EQ24_sup_061201020023.docx
+++ b/rapports/16_02_2026/ALPHA_BALDE/coh_EQ24_sup_061201020023.docx
@@ -25,7 +25,7 @@
         <w:br/>
         <w:t>Grappe: 061201020023</w:t>
         <w:br/>
-        <w:t>Date: 16/02/2026 a 12:40</w:t>
+        <w:t>Date: 16/02/2026 a 12:58</w:t>
       </w:r>
     </w:p>
     <w:p/>
@@ -5238,7 +5238,7 @@
         <w:rPr>
           <w:sz w:val="20"/>
         </w:rPr>
-        <w:t xml:space="preserve">- La main d'oeuvre sariale de COUMBA BABOU ayant travaillé dans cette entreprise vente de fruits aucours des 30 derniers jours n'est pas renseigner. Prière de reneigner toutes les informations qui lui concerne. </w:t>
+        <w:t xml:space="preserve">- La main d'oeuvre familiale pour MARIEM BABOU ayant travaillé dans cette entreprise vente de fruits aucours des 12 derniers mois n'est pas renseigner. Prière de reneigner toutes les informations qui lui concerne. La main d'oeuvre sariale de MARIEM BABOU ayant travaillé dans cette entreprise vente de fruits aucours des 30 derniers jours n'est pas renseigner. Prière de reneigner toutes les informations qui lui concerne. </w:t>
         <w:br/>
         <w:t>- Peu plausible! la valeur actuelle déclarée en s10q40 pour vente petit déjeuner semble trop petite ou trop élevée. Veuillez, s'il vous plaît, confirmer cette information avec le QG ou la corriger.</w:t>
       </w:r>

--- a/rapports/16_02_2026/ALPHA_BALDE/coh_EQ24_sup_061201020023.docx
+++ b/rapports/16_02_2026/ALPHA_BALDE/coh_EQ24_sup_061201020023.docx
@@ -25,7 +25,7 @@
         <w:br/>
         <w:t>Grappe: 061201020023</w:t>
         <w:br/>
-        <w:t>Date: 16/02/2026 a 12:58</w:t>
+        <w:t>Date: 16/02/2026 a 13:05</w:t>
       </w:r>
     </w:p>
     <w:p/>
@@ -119,7 +119,7 @@
           </w:tcPr>
           <w:p>
             <w:r>
-              <w:t>27</w:t>
+              <w:t>26</w:t>
             </w:r>
           </w:p>
         </w:tc>
@@ -199,7 +199,7 @@
           </w:tcPr>
           <w:p>
             <w:r>
-              <w:t>Section0</w:t>
+              <w:t>Section2</w:t>
             </w:r>
           </w:p>
         </w:tc>
@@ -209,7 +209,7 @@
           </w:tcPr>
           <w:p>
             <w:r>
-              <w:t>Identification et renseignements de controle</w:t>
+              <w:t>Education</w:t>
             </w:r>
           </w:p>
         </w:tc>
@@ -231,7 +231,7 @@
           </w:tcPr>
           <w:p>
             <w:r>
-              <w:t>Section2</w:t>
+              <w:t>Section7b</w:t>
             </w:r>
           </w:p>
         </w:tc>
@@ -241,7 +241,7 @@
           </w:tcPr>
           <w:p>
             <w:r>
-              <w:t>Education</w:t>
+              <w:t>Consommation alimentaire - 7 jours</w:t>
             </w:r>
           </w:p>
         </w:tc>
@@ -327,6 +327,38 @@
           </w:tcPr>
           <w:p>
             <w:r>
+              <w:t>Section0</w:t>
+            </w:r>
+          </w:p>
+        </w:tc>
+        <w:tc>
+          <w:tcPr>
+            <w:tcW w:type="dxa" w:w="3324"/>
+          </w:tcPr>
+          <w:p>
+            <w:r>
+              <w:t>Identification et renseignements de controle</w:t>
+            </w:r>
+          </w:p>
+        </w:tc>
+        <w:tc>
+          <w:tcPr>
+            <w:tcW w:type="dxa" w:w="3324"/>
+          </w:tcPr>
+          <w:p>
+            <w:r>
+              <w:t>10</w:t>
+            </w:r>
+          </w:p>
+        </w:tc>
+      </w:tr>
+      <w:tr>
+        <w:tc>
+          <w:tcPr>
+            <w:tcW w:type="dxa" w:w="3324"/>
+          </w:tcPr>
+          <w:p>
+            <w:r>
               <w:t>Section1</w:t>
             </w:r>
           </w:p>
@@ -359,7 +391,7 @@
           </w:tcPr>
           <w:p>
             <w:r>
-              <w:t>Section7b</w:t>
+              <w:t>Section12</w:t>
             </w:r>
           </w:p>
         </w:tc>
@@ -369,7 +401,7 @@
           </w:tcPr>
           <w:p>
             <w:r>
-              <w:t>Consommation alimentaire - 7 jours</w:t>
+              <w:t>Actifs du menage</w:t>
             </w:r>
           </w:p>
         </w:tc>
@@ -466,38 +498,6 @@
           <w:p>
             <w:r>
               <w:t>Emploi</w:t>
-            </w:r>
-          </w:p>
-        </w:tc>
-        <w:tc>
-          <w:tcPr>
-            <w:tcW w:type="dxa" w:w="3324"/>
-          </w:tcPr>
-          <w:p>
-            <w:r>
-              <w:t>6</w:t>
-            </w:r>
-          </w:p>
-        </w:tc>
-      </w:tr>
-      <w:tr>
-        <w:tc>
-          <w:tcPr>
-            <w:tcW w:type="dxa" w:w="3324"/>
-          </w:tcPr>
-          <w:p>
-            <w:r>
-              <w:t>Section4b</w:t>
-            </w:r>
-          </w:p>
-        </w:tc>
-        <w:tc>
-          <w:tcPr>
-            <w:tcW w:type="dxa" w:w="3324"/>
-          </w:tcPr>
-          <w:p>
-            <w:r>
-              <w:t>Emploi - Activite principale</w:t>
             </w:r>
           </w:p>
         </w:tc>
@@ -1022,7 +1022,7 @@
           <w:color w:val="4672C4"/>
           <w:sz w:val="22"/>
         </w:rPr>
-        <w:t>&gt;&gt; Section7a1 - Repas pris a l'exterieur du menage</w:t>
+        <w:t>&gt;&gt; Section7b - Consommation alimentaire - 7 jours</w:t>
       </w:r>
     </w:p>
     <w:p>
@@ -1033,30 +1033,7 @@
         <w:rPr>
           <w:sz w:val="20"/>
         </w:rPr>
-        <w:t>- Attention ! La section sur le repas pris à l'extérieur du ménage n'est pas renseignée à 100 %. Prière de vérifier l'ensemble des questions relatives à cette section et de les renseigner en totalité.</w:t>
-      </w:r>
-    </w:p>
-    <w:p>
-      <w:r>
-        <w:rPr>
-          <w:b/>
-          <w:color w:val="4672C4"/>
-          <w:sz w:val="22"/>
-        </w:rPr>
-        <w:t>&gt;&gt; Section7a2 - Repas pris a l'exterieur du menage</w:t>
-      </w:r>
-    </w:p>
-    <w:p>
-      <w:pPr>
-        <w:ind w:left="283"/>
-      </w:pPr>
-      <w:r>
-        <w:rPr>
-          <w:sz w:val="20"/>
-        </w:rPr>
-        <w:t xml:space="preserve">- La section sur le repas pris à l'extérieur du ménage du membre IBOU SOW n'est pas renseignée à 100 %. Prière de vérifier l'ensemble des questions relatives à ce membre et de les renseigner en totalité. </w:t>
-        <w:br/>
-        <w:t>- La section sur le repas pris à l'extérieur du ménage du membre SALLA SOW n'est pas renseignée à 100 %. Prière de vérifier l'ensemble des questions relatives à ce membre et de les renseigner en totalité.</w:t>
+        <w:t>- La dernière fois que vous avez acheté Carpe séchée est table du voisin et semble exister dans les modalités, prière de prendre attache avec le QG pour plus d'explication afin de la classer bien. Attention ! Le prix unitaire d'achat (50 Fcfa) de Carotte en Pièce (Moyen) est relativement faible par rapport aux autres prix observés dans cette zone. Prière de corriger ou de confirmer avec le QG. Attention ! Le prix unitaire d'achat (50 Fcfa) de Choux en Morceau (Portion) (Petit) est relativement faible par rapport aux autres prix observés dans cette zone. Prière de corriger ou de confirmer avec le QG. Avertissement!! Les quantités du Thé en feuille consommées en Sachets industriel semble incoherent car les ménages consomment géneralement en sachet ou en paquet, prière de corriger ou confirmer avec le QG. Avertissement!!! Le ménage a consommé 0.12 Kg taille unique de Arachides fraîches en coques, cette quantité semble anormale pour une consommation des 7 derniers jours. prière de corriger ou de confirmer avec le QG. Attention ! Soupçons de quantité anormale! Le ménage de DEMBA SOW avec une taille de 9 personnes a consommé .12 Kg en taille unique de Arachides fraîches en coques qui est relativement élevé comme consommation par rapport à la condition de vie des autres ménages de même taille dans cette zone. Prière de corriger ou de confirmer avec le QG. Le prix d'achat unitaire (200 Fcfa) de Mil en Kg de taille  taille unique  est très faible, prière de regarder les reponses prises dans les questions s07bq07a s07bq07b s07bq07c s07bq08 pour mieux corriger. Attention ! Soupçons de quantité anormale! Le ménage de DEMBA SOW avec une taille de 9 personnes a consommé 12 Kg en taille unique de Mil qui est relativement élevé comme consommation par rapport à la condition de vie des autres ménages de même taille dans cette zone. Prière de corriger ou de confirmer avec le QG.</w:t>
       </w:r>
     </w:p>
     <w:p>
@@ -1595,7 +1572,7 @@
         <w:rPr>
           <w:sz w:val="20"/>
         </w:rPr>
-        <w:t>- Avertissement!!! Le ménage a consommé 7 Boite (Autre que la boite/pot de tomate) Tres petit de Thé en sachet, cette quantité semble anormale pour une consommation des 7 derniers jours.Les ménages consomment géneralement en sachet ou en paquet, prière de corriger ou de confirmer avec le QG.</w:t>
+        <w:t>- Attention ! Soupçons de quantité anormale! Le ménage de BABACAR KA avec une taille de 8 personnes a consommé 12 Gousse en Petit de Ail qui est relativement élevé comme consommation par rapport à la condition de vie des autres ménages de même taille dans cette zone. Prière de corriger ou de confirmer avec le QG. Avertissement!!! Le ménage a consommé 7 Boite (Autre que la boite/pot de tomate) Tres petit de Thé en sachet, cette quantité semble anormale pour une consommation des 7 derniers jours.Les ménages consomment géneralement en sachet ou en paquet, prière de corriger ou de confirmer avec le QG.</w:t>
       </w:r>
     </w:p>
     <w:p>
@@ -1659,6 +1636,8 @@
           <w:sz w:val="20"/>
         </w:rPr>
         <w:t xml:space="preserve">- Attention ! Congélateur a été revendu à 300000 Fcfa qui est relativement élevé par rapport aux autres prix de revente observés dans cette zone. Prière de corriger ou de confirmer avec le QG. </w:t>
+        <w:br/>
+        <w:t xml:space="preserve">- Attention ! Radio simple/Radiocassette a été achété à 12000 Fcfa est relativement élevé par rapport aux autres prix d'achat observés dans cette zone. Prière de corriger ou de confirmer avec le QG. </w:t>
         <w:br/>
         <w:t>- Attention ! Téléphone portable a été achété à 175000 Fcfa est relativement élevé par rapport aux autres prix d'achat observés dans cette zone. Prière de corriger ou de confirmer avec le QG. Attention ! Téléphone portable a été revendu à 150000 Fcfa qui est relativement élevé par rapport aux autres prix de revente observés dans cette zone. Prière de corriger ou de confirmer avec le QG.</w:t>
       </w:r>
@@ -2059,7 +2038,7 @@
         <w:rPr>
           <w:sz w:val="20"/>
         </w:rPr>
-        <w:t>- Il est obligatoire de prendre les coordonnées Gps avant d'administrer le questionnaire. Prière de prendre les coordonnées GPS.</w:t>
+        <w:t>- Le questionnaire semble ne pas être complètement fini mais le questionnaire est en statut complet, prière de compléter le questionnaire. Il est obligatoire de prendre les coordonnées Gps avant d'administrer le questionnaire. Prière de prendre les coordonnées GPS.</w:t>
       </w:r>
     </w:p>
     <w:p>
@@ -2117,7 +2096,7 @@
         <w:rPr>
           <w:sz w:val="20"/>
         </w:rPr>
-        <w:t>- Attention ! Le prix unitaire d'achat (15000 Fcfa) de Riz brisé importé en Sac (50 Kg) (taille unique) est relativement faible par rapport aux autres prix observés dans cette zone. Prière de corriger ou de confirmer avec le QG. Attention ! Le prix unitaire d'achat (1600 Fcfa) de Huile de palme raffinée en Litre (taille unique) est relativement élevé par rapport aux autres prix observés dans cette zone. Prière de corriger ou de confirmer avec le QG. Attention ! Soupçons de quantité anormale! Le ménage de IBRAHIMA FOFANA avec une taille de 10 personnes a consommé 1.5 Kg en taille unique de Pâte d'arachide qui est relativement élevé comme consommation par rapport à la condition de vie des autres ménages de même taille dans cette zone. Prière de corriger ou de confirmer avec le QG. Avertissement!!! Le ménage a consommé 7 Boite (Autre que la boite/pot de tomate) Petit de Thé en sachet, cette quantité semble anormale pour une consommation des 7 derniers jours.Les ménages consomment géneralement en sachet ou en paquet, prière de corriger ou de confirmer avec le QG.</w:t>
+        <w:t>- Attention ! Soupçons de quantité anormale! Le ménage de IBRAHIMA FOFANA avec une taille de 10 personnes a consommé 1.5 Kg en taille unique de Pâte d'arachide qui est relativement élevé comme consommation par rapport à la condition de vie des autres ménages de même taille dans cette zone. Prière de corriger ou de confirmer avec le QG. Avertissement!!! Le ménage a consommé 7 Boite (Autre que la boite/pot de tomate) Petit de Thé en sachet, cette quantité semble anormale pour une consommation des 7 derniers jours.Les ménages consomment géneralement en sachet ou en paquet, prière de corriger ou de confirmer avec le QG.</w:t>
       </w:r>
     </w:p>
     <w:p>
@@ -2288,6 +2267,27 @@
           <w:sz w:val="20"/>
         </w:rPr>
         <w:t>- Avertissement! Le prix de vente (10000 Fcfa) d'un Autres volailles est trop petit. Veuillez confirmer ces informations avec le QG ou apporter les corrections nécessaires.</w:t>
+      </w:r>
+    </w:p>
+    <w:p>
+      <w:r>
+        <w:rPr>
+          <w:b/>
+          <w:color w:val="4672C4"/>
+          <w:sz w:val="22"/>
+        </w:rPr>
+        <w:t>&gt;&gt; Section19 - Equipements agricoles</w:t>
+      </w:r>
+    </w:p>
+    <w:p>
+      <w:pPr>
+        <w:ind w:left="283"/>
+      </w:pPr>
+      <w:r>
+        <w:rPr>
+          <w:sz w:val="20"/>
+        </w:rPr>
+        <w:t>- Attention ! Machette a été revendu à 1500 Fcfa qui est relativement élevé par rapport aux autres prix de revente observés dans cette zone. Prière de corriger ou de confirmer avec le QG.</w:t>
       </w:r>
     </w:p>
     <w:p>
@@ -2721,9 +2721,7 @@
         <w:rPr>
           <w:sz w:val="20"/>
         </w:rPr>
-        <w:t xml:space="preserve">- AvertissementCHEIKH CISSE  travaille mais les questions relatives à son emploi principal ne sont pas renseignées à 100%, prière de les renseigner. </w:t>
-        <w:br/>
-        <w:t>-  AvertissementDIOULDE DIALLO  travaille mais les questions relatives à son emploi principal ne sont pas renseignées à 100%, prière de les renseigner. Attention ! Le nombre de jours que DIOULDE DIALLO a travaillés par mois semble être inférieur à 15. Veuillez, s'il vous plaît, confirmer cette information.</w:t>
+        <w:t>- Attention ! Le nombre de jours que DIOULDE DIALLO a travaillés par mois semble être inférieur à 15. Veuillez, s'il vous plaît, confirmer cette information.</w:t>
       </w:r>
     </w:p>
     <w:p>
@@ -2754,7 +2752,7 @@
           <w:color w:val="4672C4"/>
           <w:sz w:val="22"/>
         </w:rPr>
-        <w:t>&gt;&gt; Section7a2 - Repas pris a l'exterieur du menage</w:t>
+        <w:t>&gt;&gt; Section7b - Consommation alimentaire - 7 jours</w:t>
       </w:r>
     </w:p>
     <w:p>
@@ -2765,11 +2763,7 @@
         <w:rPr>
           <w:sz w:val="20"/>
         </w:rPr>
-        <w:t xml:space="preserve">- La section sur le repas pris à l'extérieur du ménage du membre ALIOU CISSE n'est pas renseignée à 100 %. Prière de vérifier l'ensemble des questions relatives à ce membre et de les renseigner en totalité. </w:t>
-        <w:br/>
-        <w:t xml:space="preserve">- La section sur le repas pris à l'extérieur du ménage du membre CHEIKH TIDIANE MASSALY n'est pas renseignée à 100 %. Prière de vérifier l'ensemble des questions relatives à ce membre et de les renseigner en totalité. </w:t>
-        <w:br/>
-        <w:t>- La section sur le repas pris à l'extérieur du ménage du membre GABOUDE DIALLO n'est pas renseignée à 100 %. Prière de vérifier l'ensemble des questions relatives à ce membre et de les renseigner en totalité.</w:t>
+        <w:t>- Attention ! Le prix unitaire d'achat (100 Fcfa) de Aubergine sauvage  en Tas (Moyen) est relativement faible par rapport aux autres prix observés dans cette zone. Prière de corriger ou de confirmer avec le QG. Attention ! Le prix unitaire d'achat (100 Fcfa) de Carotte en Tas (Moyen) est relativement faible par rapport aux autres prix observés dans cette zone. Prière de corriger ou de confirmer avec le QG. Attention ! Le prix unitaire d'achat (100 Fcfa) de Feuilles de  Haricot en Sachets (Moyen) est relativement faible par rapport aux autres prix observés dans cette zone. Prière de corriger ou de confirmer avec le QG. Attention ! Soupçons de quantité anormale! Le ménage de DIOULDE DIALLO avec une taille de 7 personnes a consommé .75 Kg en taille unique de Pâte d'arachide qui est relativement élevé comme consommation par rapport à la condition de vie des autres ménages de même taille dans cette zone. Prière de corriger ou de confirmer avec le QG. Avertissement!! La quantité (5.25 litre) du produit Huile de soja  consommée  par le ménage semble très élevé, prière de corriger ou confirmer avec le QG. Avertissement!!! Le ménage a consommé 10 Sachets Petit de Sucre en poudre , cette quantité semble anormale pour une consommation des 7 derniers jours.Prière de corriger ou de confirmer avec le QG. Le prix d'achat unitaire (55.55556 Fcfa) de Sel en Kg de taille  taille unique  est très faible, prière de regarder les reponses prises dans les questions s07bq07a s07bq07b s07bq07c s07bq08 pour mieux corriger.  La dernière fois que vous avez acheté Sel est Passy et semble exister dans les modalités, prière de prendre attache avec le QG pour plus d'explication afin de la classer bien.</w:t>
       </w:r>
     </w:p>
     <w:p>
@@ -2811,7 +2805,7 @@
         <w:rPr>
           <w:sz w:val="20"/>
         </w:rPr>
-        <w:t>- Le montant dépensé de l'entreprise transformation jus en achat de matières premières pour les produits vendus au cours des 30 derniers jours ou durant le dernier mois où l'entreprise a fonctionné ne peut pas être supéreur aux montants obtenus sur la vente de produits transformés par l'entreprise au cours de cette même période où l'entreprise a fonctionné (s10q49 &gt; s10q48), prière de corriger.</w:t>
+        <w:t>- Cette entreprise transformation jus et vente bonbons dit avoir obtenu une valeur sur les marchandises vendu en etat et les marchandises vendu après transformation. L'entreprise transformation jus et vente bonbons est généralement une entreprise commerciale ou de service dont elle ne depense pas en achat de matières premières.Elle ne transforme pas de produit donc ne peut pas obtenir un montant sur la vente des produits transformés (10.48 ou 10.49). Prière de mettre 0 pour ces questions si elles ne font pas de transformation.</w:t>
       </w:r>
     </w:p>
     <w:p>
@@ -3344,7 +3338,9 @@
         <w:rPr>
           <w:sz w:val="20"/>
         </w:rPr>
-        <w:t>- Attention ! Le montant (7000 Fcfa) dépensé ou reçu en cadeau pour les cartes prépayées, les transferts de crédit et les abonnements de  Abdourakhmane NDIAYE est relativement élevé par rapport aux autres montants depansés observés dans cette zone. Prière de corriger ou de confirmer avec le QG.</w:t>
+        <w:t xml:space="preserve">- Attention ! Le montant (7000 Fcfa) dépensé ou reçu en cadeau pour les cartes prépayées, les transferts de crédit et les abonnements de  Abdourakhmane NDIAYE est relativement élevé par rapport aux autres montants depansés observés dans cette zone. Prière de corriger ou de confirmer avec le QG. </w:t>
+        <w:br/>
+        <w:t>- Attention ! Le montant (7000 Fcfa) dépensé ou reçu en cadeau pour les recharges internet ou de forfaits de données mobiles(hors appels vocaux), aucours des 30 derniers jours de  MAMADOU DIALLO est relativement élevé par rapport aux autres montants depansés observés dans cette zone. Prière de corriger ou de confirmer avec le QG.</w:t>
       </w:r>
     </w:p>
     <w:p>
@@ -3469,7 +3465,7 @@
         <w:rPr>
           <w:sz w:val="20"/>
         </w:rPr>
-        <w:t>- Attention ! Le prix unitaire d'achat (100 Fcfa) de Aubergine   en Morceau (Portion) (Petit) est relativement élevé par rapport aux autres prix observés dans cette zone. Prière de corriger ou de confirmer avec le QG. Attention ! Le prix unitaire d'achat (700 Fcfa) de Huile de palme brute en Litre (taille unique) est relativement faible par rapport aux autres prix observés dans cette zone. Prière de corriger ou de confirmer avec le QG. Avertissement!! La quantité (3.5 litre) du produit Huile de soja  consommée  par le ménage semble très élevé, prière de corriger ou confirmer avec le QG. Avertissement!!! Le ménage a consommé 14 Boite (Autre que la boite/pot de tomate) Petit de Thé en sachet, cette quantité semble anormale pour une consommation des 7 derniers jours.Les ménages consomment géneralement en sachet ou en paquet, prière de corriger ou de confirmer avec le QG. Difficile de consommer le Sel en Boite de tomate/Pot Petit prière de verifier. Le prix d'achat unitaire (200 Fcfa) de Ail en Kg de taille  taille unique  est très faible, prière de regarder les reponses prises dans les questions s07bq07a s07bq07b s07bq07c s07bq08 pour mieux corriger.</w:t>
+        <w:t>- Avertissement!! La quantité (3.5 litre) du produit Huile de soja  consommée  par le ménage semble très élevé, prière de corriger ou confirmer avec le QG. Avertissement!!! Le ménage a consommé 14 Boite (Autre que la boite/pot de tomate) Petit de Thé en sachet, cette quantité semble anormale pour une consommation des 7 derniers jours.Les ménages consomment géneralement en sachet ou en paquet, prière de corriger ou de confirmer avec le QG. Difficile de consommer le Sel en Boite de tomate/Pot Petit prière de verifier. Le prix d'achat unitaire (200 Fcfa) de Ail en Kg de taille  taille unique  est très faible, prière de regarder les reponses prises dans les questions s07bq07a s07bq07b s07bq07c s07bq08 pour mieux corriger.</w:t>
       </w:r>
     </w:p>
     <w:p>
@@ -3532,8 +3528,6 @@
         <w:rPr>
           <w:sz w:val="20"/>
         </w:rPr>
-        <w:t xml:space="preserve">- Attention ! Appareil TV a été achété à 200000 Fcfa est relativement élevé par rapport aux autres prix d'achat observés dans cette zone. Prière de corriger ou de confirmer avec le QG. </w:t>
-        <w:br/>
         <w:t>- Attention ! Téléphone portable a été achété à 150000 Fcfa est relativement élevé par rapport aux autres prix d'achat observés dans cette zone. Prière de corriger ou de confirmer avec le QG.</w:t>
       </w:r>
     </w:p>
@@ -3954,6 +3948,10 @@
         <w:rPr>
           <w:sz w:val="20"/>
         </w:rPr>
+        <w:t xml:space="preserve">- Attention ! Le montant (7000 Fcfa) dépensé ou reçu en cadeau pour les recharges internet ou de forfaits de données mobiles(hors appels vocaux), aucours des 30 derniers jours de  AMY NDAW est relativement élevé par rapport aux autres montants depansés observés dans cette zone. Prière de corriger ou de confirmer avec le QG. </w:t>
+        <w:br/>
+        <w:t xml:space="preserve">- Attention ! Le montant (7000 Fcfa) dépensé ou reçu en cadeau pour les recharges internet ou de forfaits de données mobiles(hors appels vocaux), aucours des 30 derniers jours de  AWA NDAW est relativement élevé par rapport aux autres montants depansés observés dans cette zone. Prière de corriger ou de confirmer avec le QG. </w:t>
+        <w:br/>
         <w:t>- Le montant dépensé ou reçu en cadeau pour les recharges internet ou de forfaits de données mobiles(hors appels vocaux), aucours des 30 derniers jours de Modou NDAW semble élevé ou faible, prière de corriger ou de confirmer l'information avec le QG. Attention ! Le montant (24000 Fcfa) dépensé ou reçu en cadeau pour les recharges internet ou de forfaits de données mobiles(hors appels vocaux), aucours des 30 derniers jours de  Modou NDAW est relativement élevé par rapport aux autres montants depansés observés dans cette zone. Prière de corriger ou de confirmer avec le QG.</w:t>
       </w:r>
     </w:p>
@@ -4027,7 +4025,7 @@
         <w:rPr>
           <w:sz w:val="20"/>
         </w:rPr>
-        <w:t>- La dernière fois que vous avez acheté Jus de fruits type 1 (orange, ananas, bissap, gingembre, jus de cajou, etc.) est voisin et semble exister dans les modalités, prière de prendre attache avec le QG pour plus d'explication afin de la classer bien. Attention ! Le prix unitaire d'achat (1000 Fcfa) de Courge en Pièce (Petit) est relativement élevé par rapport aux autres prix observés dans cette zone. Prière de corriger ou de confirmer avec le QG. Avertissement!!! Le ménage a consommé 7 Boite (Autre que la boite/pot de tomate) Petit de Thé en sachet, cette quantité semble anormale pour une consommation des 7 derniers jours.Les ménages consomment géneralement en sachet ou en paquet, prière de corriger ou de confirmer avec le QG. Incohérence!! Dans ce ménage, chaque individus consomme par jour .6785714 Kg  de cereale; Prière de revoir les quantités prises de ces produits. Incohérence!! Dans ce ménage, chaque individus consomme par jour .6785714 Kg  de cereale; Prière de revoir les quantités prises de ces produits.</w:t>
+        <w:t>- La dernière fois que vous avez acheté Jus de fruits type 1 (orange, ananas, bissap, gingembre, jus de cajou, etc.) est voisin et semble exister dans les modalités, prière de prendre attache avec le QG pour plus d'explication afin de la classer bien. Avertissement!!! Le ménage a consommé 7 Boite (Autre que la boite/pot de tomate) Petit de Thé en sachet, cette quantité semble anormale pour une consommation des 7 derniers jours.Les ménages consomment géneralement en sachet ou en paquet, prière de corriger ou de confirmer avec le QG. Incohérence!! Dans ce ménage, chaque individus consomme par jour .6785714 Kg  de cereale; Prière de revoir les quantités prises de ces produits. Incohérence!! Dans ce ménage, chaque individus consomme par jour .6785714 Kg  de cereale; Prière de revoir les quantités prises de ces produits.</w:t>
       </w:r>
     </w:p>
     <w:p>
@@ -4069,7 +4067,7 @@
         <w:rPr>
           <w:sz w:val="20"/>
         </w:rPr>
-        <w:t xml:space="preserve">- Incohérence!! L'entreprise Mécanicien dit avoir réçu une somme sur la revente de ces marchandises achetées et revendues en état (s10q46 est differnt de 0) mais n'a depensé aucune somme sur l'achat des marchandises revendues en état (s10q47==0), prière de fournir plus d'effort pour estimer le montant obtenu sur la depense de ces marchandises achetées et revendues en état. L'entreprise Mécanicien dit avoir réçu une somme sur la vente de ces produits transformés (s10q48 est differnt de 0) mais n'a depensé aucune somme sur l'achat des matières premières (s10q49==0), prière de fournir de l'effort pour estimer le montant obtenu en achat de matières premières. Cette entreprise Mécanicien dit avoir obtenu une valeur sur les marchandises vendu en etat, les marchandises vendu après transformation et les services rendus. Prière de corriger. Cette entreprise Mécanicien dit avoir obtenu une valeur sur les marchandises vendu en etat et les marchandises vendu après transformation. </w:t>
+        <w:t xml:space="preserve">- Incohérence!! L'entreprise Mécanicien dit avoir réçu une somme sur la revente de ces marchandises achetées et revendues en état (s10q46 est differnt de 0) mais n'a depensé aucune somme sur l'achat des marchandises revendues en état (s10q47==0), prière de fournir plus d'effort pour estimer le montant obtenu sur la depense de ces marchandises achetées et revendues en état. L'entreprise Mécanicien dit avoir réçu une somme sur la vente de ces produits transformés (s10q48 est differnt de 0) mais n'a depensé aucune somme sur l'achat des matières premières (s10q49==0), prière de fournir de l'effort pour estimer le montant obtenu en achat de matières premières. Cette entreprise Mécanicien dit avoir obtenu une valeur sur les marchandises vendu en etat, les marchandises vendu après transformation et les services rendus. Prière de corriger. Cette entreprise Mécanicien dit avoir obtenu une valeur sur les marchandises vendu en etat et les marchandises vendu après transformation. Le salaire qu'une personne de cette catégorie (10.62) a travaillé(e) dans cette entreprise Mécanicien est élevé ou faible. Prière de confirmer cette information avec le QG ou de corriger. </w:t>
         <w:br/>
         <w:t xml:space="preserve">- Le montant dépensé de l'entreprise services de beauté en achat de matières premières pour les produits vendus au cours des 30 derniers jours ou durant le dernier mois où l'entreprise a fonctionné ne peut pas être supéreur aux montants obtenus sur la vente de produits transformés par l'entreprise au cours de cette même période où l'entreprise a fonctionné (s10q49 &gt; s10q48), prière de corriger. L'entreprise services de beauté a depensé en achat de matières premières pour les produits vendus (s10q49 different de 0) mais dit n'avoir réçu aucune somme sur la vente de produits transformés (s10q48 est égal à 0), prière de fournir de l'effort pour estimer le montant obtenu sur la vente vente de produits transformés. </w:t>
         <w:br/>
@@ -4160,6 +4158,27 @@
           <w:sz w:val="20"/>
         </w:rPr>
         <w:t>- La section 16 du ménage de IBRAHIMA NDAW n'est pas renseigné, prière de renseigner.</w:t>
+      </w:r>
+    </w:p>
+    <w:p>
+      <w:r>
+        <w:rPr>
+          <w:b/>
+          <w:color w:val="4672C4"/>
+          <w:sz w:val="22"/>
+        </w:rPr>
+        <w:t>&gt;&gt; Section19 - Equipements agricoles</w:t>
+      </w:r>
+    </w:p>
+    <w:p>
+      <w:pPr>
+        <w:ind w:left="283"/>
+      </w:pPr>
+      <w:r>
+        <w:rPr>
+          <w:sz w:val="20"/>
+        </w:rPr>
+        <w:t>- Attention ! Machette a été revendu à 1400 Fcfa qui est relativement élevé par rapport aux autres prix de revente observés dans cette zone. Prière de corriger ou de confirmer avec le QG.</w:t>
       </w:r>
     </w:p>
     <w:p>
@@ -4495,7 +4514,7 @@
         <w:rPr>
           <w:sz w:val="20"/>
         </w:rPr>
-        <w:t>- Vous avez declaré que le questionnaire est complètement fini mais le questionnaire est en statut partiel, prière de mettre le questionnaire en statut complet s'il est fini. Il est obligatoire de prendre les coordonnées Gps avant d'administrer le questionnaire. Prière de prendre les coordonnées GPS.</w:t>
+        <w:t>- Il est obligatoire de prendre les coordonnées Gps avant d'administrer le questionnaire. Prière de prendre les coordonnées GPS.</w:t>
       </w:r>
     </w:p>
     <w:p>
@@ -4568,7 +4587,7 @@
         <w:rPr>
           <w:sz w:val="20"/>
         </w:rPr>
-        <w:t>- Attention ! Le prix unitaire d'achat (200 Fcfa) de Soumbala (moutarde africaine) en Sachets (Petit) est relativement élevé par rapport aux autres prix observés dans cette zone. Prière de corriger ou de confirmer avec le QG. Attention ! Soupçons de quantité anormale! Le ménage de GORGUI GUEYE avec une taille de 6 personnes a consommé 14 Pièce en Petit de Poivron frais qui est relativement élevé comme consommation par rapport à la condition de vie des autres ménages de même taille dans cette zone. Prière de corriger ou de confirmer avec le QG. Avertissement!! le prix unitaire (125 Fcfa) de Thé en sachet (unité: Sachets) de taille Petit est très faible ou élevé. Prière de corriger ou de confirmer avec le QG.</w:t>
+        <w:t>- Attention ! Le prix unitaire d'achat (200 Fcfa) de Café moulu en Sachets industriel (Petit) est relativement faible par rapport aux autres prix observés dans cette zone. Prière de corriger ou de confirmer avec le QG. Attention ! Le prix unitaire d'achat (200 Fcfa) de Soumbala (moutarde africaine) en Sachets (Petit) est relativement élevé par rapport aux autres prix observés dans cette zone. Prière de corriger ou de confirmer avec le QG. Attention ! Le prix unitaire d'achat (700 Fcfa) de Lait en poudre en Sachets (Petit) est relativement élevé par rapport aux autres prix observés dans cette zone. Prière de corriger ou de confirmer avec le QG. Attention ! Soupçons de quantité anormale! Le ménage de GORGUI GUEYE avec une taille de 6 personnes a consommé 14 Pièce en Petit de Poivron frais qui est relativement élevé comme consommation par rapport à la condition de vie des autres ménages de même taille dans cette zone. Prière de corriger ou de confirmer avec le QG. Avertissement!! le prix unitaire (125 Fcfa) de Thé en sachet (unité: Sachets) de taille Petit est très faible ou élevé. Prière de corriger ou de confirmer avec le QG. Attention ! Le prix unitaire d'achat (125 Fcfa) de Thé en sachet en Sachets (Petit) est relativement élevé par rapport aux autres prix observés dans cette zone. Prière de corriger ou de confirmer avec le QG.</w:t>
       </w:r>
     </w:p>
     <w:p>
@@ -5064,31 +5083,9 @@
         <w:rPr>
           <w:sz w:val="20"/>
         </w:rPr>
-        <w:t xml:space="preserve">- || </w:t>
+        <w:t xml:space="preserve">- COUMBA BABOU s'est consulté la première fois pour cet épisode de maladie dans poste santé ENSOA KAOLACK et semble exister dans les modalités, prière de prendre attache avec le QG pour plus d'explication afin de la classer bien. </w:t>
         <w:br/>
-        <w:t xml:space="preserve">- </w:t>
-        <w:br/>
-        <w:t xml:space="preserve">- </w:t>
-        <w:br/>
-        <w:t xml:space="preserve">- </w:t>
-        <w:br/>
-        <w:t xml:space="preserve">- </w:t>
-        <w:br/>
-        <w:t xml:space="preserve">- </w:t>
-        <w:br/>
-        <w:t xml:space="preserve">- </w:t>
-        <w:br/>
-        <w:t xml:space="preserve">- </w:t>
-        <w:br/>
-        <w:t xml:space="preserve">- </w:t>
-        <w:br/>
-        <w:t xml:space="preserve">- </w:t>
-        <w:br/>
-        <w:t xml:space="preserve">- </w:t>
-        <w:br/>
-        <w:t xml:space="preserve">- </w:t>
-        <w:br/>
-        <w:t>-  COUMBA BABOU s'est consulté la première fois pour cet épisode de maladie dans poste santé ENSOA KAOLACK et semble exister dans les modalités, prière de prendre attache avec le QG pour plus d'explication afin de la classer bien.</w:t>
+        <w:t>- Le principal problème de santé que AZIZ BABOU a eu est oreilles et semble exister dans les modalités, prière de prendre attache avec le QG pour plus d'explication afin de la classer bien.</w:t>
       </w:r>
     </w:p>
     <w:p>
@@ -5113,7 +5110,13 @@
         <w:br/>
         <w:t xml:space="preserve">- Avertissement! COUMBA BABOU n'a consacré aucune heure pour aucun des travaux du ménage, prière de regarder les réponses prises dans les questions (s04q01 s04q02 s04q03 s04q04 s04q05 s04q06 s04q07 s04q08). </w:t>
         <w:br/>
-        <w:t>- Avertissement! HAWA FALL n'a consacré aucune heure pour aucun des travaux du ménage, prière de regarder les réponses prises dans les questions (s04q01 s04q02 s04q03 s04q04 s04q05 s04q06 s04q07 s04q08).</w:t>
+        <w:t xml:space="preserve">- Avertissement! Généralement les jeunes hommes (10 à 25ans) font des travaux ménager soit apprendre les enfants à reviser leurs léçons ou d'autres cours, AHMET SY n'a consacré aucune heure pour les travaux cités en s04q01, s04q02, s04q03, s04q04, s04q05, s04q06, s04q07 et s04q08.Prière de regarder pour corriger ou confirmer avec le QG.  La  raison principale que AHMET SY n'a pas cherché du travail au cours des 30 derniers jours est Il a abandonné ses études cet année on ne sait pas ce qu'il fait et semble exister dans les modalités, prière de prendre attache avec le QG pour plus d'explication afin de la classer bien. </w:t>
+        <w:br/>
+        <w:t xml:space="preserve">- Avertissement! HALIMA BABOU n'a consacré aucune heure pour aucun des travaux du ménage, prière de regarder les réponses prises dans les questions (s04q01 s04q02 s04q03 s04q04 s04q05 s04q06 s04q07 s04q08). </w:t>
+        <w:br/>
+        <w:t xml:space="preserve">- Avertissement! HAWA FALL n'a consacré aucune heure pour aucun des travaux du ménage, prière de regarder les réponses prises dans les questions (s04q01 s04q02 s04q03 s04q04 s04q05 s04q06 s04q07 s04q08). </w:t>
+        <w:br/>
+        <w:t>- RAMATA FALL fait rente du taxi jaune noir acheté par mon mari pour subvenir principalement à ses besoins et semble exister dans les modalités, prière de prendre attache avec le QG pour plus d'explication afin de la classer bien.</w:t>
       </w:r>
     </w:p>
     <w:p>
@@ -5123,7 +5126,7 @@
           <w:color w:val="4672C4"/>
           <w:sz w:val="22"/>
         </w:rPr>
-        <w:t>&gt;&gt; Section7a2 - Repas pris a l'exterieur du menage</w:t>
+        <w:t>&gt;&gt; Section7b - Consommation alimentaire - 7 jours</w:t>
       </w:r>
     </w:p>
     <w:p>
@@ -5134,23 +5137,7 @@
         <w:rPr>
           <w:sz w:val="20"/>
         </w:rPr>
-        <w:t xml:space="preserve">- La section sur le repas pris à l'extérieur du ménage du membre AHMET SY n'est pas renseignée à 100 %. Prière de vérifier l'ensemble des questions relatives à ce membre et de les renseigner en totalité. </w:t>
-        <w:br/>
-        <w:t xml:space="preserve">- La section sur le repas pris à l'extérieur du ménage du membre HABY BA n'est pas renseignée à 100 %. Prière de vérifier l'ensemble des questions relatives à ce membre et de les renseigner en totalité. </w:t>
-        <w:br/>
-        <w:t xml:space="preserve">- La section sur le repas pris à l'extérieur du ménage du membre HADY FALL n'est pas renseignée à 100 %. Prière de vérifier l'ensemble des questions relatives à ce membre et de les renseigner en totalité. </w:t>
-        <w:br/>
-        <w:t xml:space="preserve">- La section sur le repas pris à l'extérieur du ménage du membre HAWA FALL n'est pas renseignée à 100 %. Prière de vérifier l'ensemble des questions relatives à ce membre et de les renseigner en totalité. </w:t>
-        <w:br/>
-        <w:t xml:space="preserve">- La section sur le repas pris à l'extérieur du ménage du membre MAME CHEIKH  DIALLO n'est pas renseignée à 100 %. Prière de vérifier l'ensemble des questions relatives à ce membre et de les renseigner en totalité. </w:t>
-        <w:br/>
-        <w:t xml:space="preserve">- La section sur le repas pris à l'extérieur du ménage du membre RAMATA FALL n'est pas renseignée à 100 %. Prière de vérifier l'ensemble des questions relatives à ce membre et de les renseigner en totalité. Les montants pour les repas pris à l'extérieur de RAMATA FALL dont il a reçu en cadeau uniquement ne sont pas renseignés à 100 %. Prière de vérifier l'ensemble des questions relatives à ce membre et de les renseigner en totalité. </w:t>
-        <w:br/>
-        <w:t xml:space="preserve">- La section sur le repas pris à l'extérieur du ménage du membre SAMBA FALL n'est pas renseignée à 100 %. Prière de vérifier l'ensemble des questions relatives à ce membre et de les renseigner en totalité. </w:t>
-        <w:br/>
-        <w:t xml:space="preserve">- La section sur le repas pris à l'extérieur du ménage du membre TAPHA DIALLO n'est pas renseignée à 100 %. Prière de vérifier l'ensemble des questions relatives à ce membre et de les renseigner en totalité. </w:t>
-        <w:br/>
-        <w:t>- Les montants pour les repas pris à l'extérieur de AICHA SY dont il a reçu en cadeau uniquement ne sont pas renseignés à 100 %. Prière de vérifier l'ensemble des questions relatives à ce membre et de les renseigner en totalité. Les montants pour les repas pris à l'extérieur de AICHA SY dont il a acheté et reçu en cadeau ne sont pas renseignés à 100 %, quand vous dite que ce membre a acheté et reçu en cadeau obligatoirement les deux montants doivent être renseignés, prière de regarder et renseigner.</w:t>
+        <w:t>- La dernière fois que vous avez acheté Arachides décortiquées est Table de la voisine et semble exister dans les modalités, prière de prendre attache avec le QG pour plus d'explication afin de la classer bien.  La dernière fois que vous avez acheté Aubergine sauvage  est table du voisin et semble exister dans les modalités, prière de prendre attache avec le QG pour plus d'explication afin de la classer bien.  La dernière fois que vous avez acheté Autres vinaigres est table du voisin et semble exister dans les modalités, prière de prendre attache avec le QG pour plus d'explication afin de la classer bien.  La dernière fois que vous avez acheté Carotte est table du voisin et semble exister dans les modalités, prière de prendre attache avec le QG pour plus d'explication afin de la classer bien.  La dernière fois que vous avez acheté Citron est étable du voisin et semble exister dans les modalités, prière de prendre attache avec le QG pour plus d'explication afin de la classer bien.  La dernière fois que vous avez acheté Concentré de tomate est étable du voisin et semble exister dans les modalités, prière de prendre attache avec le QG pour plus d'explication afin de la classer bien.  La dernière fois que vous avez acheté Manioc en tubercules est table du voisin et semble exister dans les modalités, prière de prendre attache avec le QG pour plus d'explication afin de la classer bien.  La dernière fois que vous avez acheté Niébé/Haricots secs est étable du voisin et semble exister dans les modalités, prière de prendre attache avec le QG pour plus d'explication afin de la classer bien.  La dernière fois que vous avez acheté Piment frais est table du voisin et semble exister dans les modalités, prière de prendre attache avec le QG pour plus d'explication afin de la classer bien.  La dernière fois que vous avez acheté Piment séché est table du voisin et semble exister dans les modalités, prière de prendre attache avec le QG pour plus d'explication afin de la classer bien.  La dernière fois que vous avez acheté Poivre est étable du voisin et semble exister dans les modalités, prière de prendre attache avec le QG pour plus d'explication afin de la classer bien.  La dernière fois que vous avez acheté Tomate fraîche est table du voisin et semble exister dans les modalités, prière de prendre attache avec le QG pour plus d'explication afin de la classer bien. Attention ! Le prix unitaire d'achat (100 Fcfa) de Vinaigre de citron  en Verre ( à thé) (taille unique) est relativement élevé par rapport aux autres prix observés dans cette zone. Prière de corriger ou de confirmer avec le QG.  La dernière fois que vous avez acheté Vinaigre de citron  est étable du voisin et semble exister dans les modalités, prière de prendre attache avec le QG pour plus d'explication afin de la classer bien. Attention ! Le prix unitaire d'achat (50 Fcfa) de Autre légumes frais n.d.a. en Pièce (Moyen) est relativement faible par rapport aux autres prix observés dans cette zone. Prière de corriger ou de confirmer avec le QG.  La dernière fois que vous avez acheté Autre légumes frais n.d.a. est table du voisin et semble exister dans les modalités, prière de prendre attache avec le QG pour plus d'explication afin de la classer bien. Avertissement!! Les quantités du Thé en feuille consommées en Pièce semble incoherent car les ménages consomment géneralement en sachet ou en paquet, prière de corriger ou confirmer avec le QG. Avertissement!!! Le ménage a consommé 9 Pièce Moyen de Poisson frais type 9, cette quantité semble anormale pour une consommation des 7 derniers jours.Prière de corriger ou de confirmer avec le QG.</w:t>
       </w:r>
     </w:p>
     <w:p>
@@ -5196,6 +5183,8 @@
         <w:br/>
         <w:t xml:space="preserve">-  La dernière fois que vous avez acheté Charbon de bois/Charbon minéral est voisin et semble exister dans les modalités, prière de prendre attache avec le QG pour plus d'explication afin de la classer bien. </w:t>
         <w:br/>
+        <w:t xml:space="preserve">-  La dernière fois que vous avez acheté Frais de blanchiment des vêtements, linge, etc. (Pressing) est la lingère et semble exister dans les modalités, prière de prendre attache avec le QG pour plus d'explication afin de la classer bien. </w:t>
+        <w:br/>
         <w:t>-  La dernière fois que vous avez acheté Frais de mouture des céréales est machine à côté et semble exister dans les modalités, prière de prendre attache avec le QG pour plus d'explication afin de la classer bien.</w:t>
       </w:r>
     </w:p>
@@ -5238,8 +5227,6 @@
         <w:rPr>
           <w:sz w:val="20"/>
         </w:rPr>
-        <w:t xml:space="preserve">- La main d'oeuvre familiale pour MARIEM BABOU ayant travaillé dans cette entreprise vente de fruits aucours des 12 derniers mois n'est pas renseigner. Prière de reneigner toutes les informations qui lui concerne. La main d'oeuvre sariale de MARIEM BABOU ayant travaillé dans cette entreprise vente de fruits aucours des 30 derniers jours n'est pas renseigner. Prière de reneigner toutes les informations qui lui concerne. </w:t>
-        <w:br/>
         <w:t>- Peu plausible! la valeur actuelle déclarée en s10q40 pour vente petit déjeuner semble trop petite ou trop élevée. Veuillez, s'il vous plaît, confirmer cette information avec le QG ou la corriger.</w:t>
       </w:r>
     </w:p>
@@ -5262,6 +5249,27 @@
           <w:sz w:val="20"/>
         </w:rPr>
         <w:t>- Avertissement!! La distance (en mètres) qui sépare le ménage de la principale source d'approvisionnement en eau de boisson semble très élevé, prière de corriger ou confirmer avec le QG. Avertissement!! Le ménage (vit en milieu urbain) se débarrasse de ses ordures ménagères soit par le Dépotoir sauvage, brûle et enterre, prière de corriger ou confirmer avec le QG.</w:t>
+      </w:r>
+    </w:p>
+    <w:p>
+      <w:r>
+        <w:rPr>
+          <w:b/>
+          <w:color w:val="4672C4"/>
+          <w:sz w:val="22"/>
+        </w:rPr>
+        <w:t>&gt;&gt; Section12 - Actifs du menage</w:t>
+      </w:r>
+    </w:p>
+    <w:p>
+      <w:pPr>
+        <w:ind w:left="283"/>
+      </w:pPr>
+      <w:r>
+        <w:rPr>
+          <w:sz w:val="20"/>
+        </w:rPr>
+        <w:t>- Le prix de revente de l'article  Téléphone portable ne doit pas être égal 0 même si le ménage l'a reçu en cadeau prière de leurs aider à faire une estimations.</w:t>
       </w:r>
     </w:p>
     <w:p>
@@ -5324,7 +5332,7 @@
         <w:rPr>
           <w:sz w:val="20"/>
         </w:rPr>
-        <w:t>- Avertissement! Le prix de vente (150 Fcfa) d'un Poules / poulets est trop petit. Veuillez confirmer ces informations avec le QG ou apporter les corrections nécessaires. Attention ! Le ménage a vendu  2 Poules / poulets à 300 donc un prix unitaire d'achat (150 Fcfa) qui  est relativement faible par rapport aux autres prix observés dans cette zone. Prière de corriger ou de confirmer avec le QG.</w:t>
+        <w:t>- Avertissement! Le prix de vente (150 Fcfa) d'un Poules / poulets est trop petit. Veuillez confirmer ces informations avec le QG ou apporter les corrections nécessaires.</w:t>
       </w:r>
     </w:p>
     <w:p>
@@ -5642,27 +5650,6 @@
       </w:tr>
     </w:tbl>
     <w:p/>
-    <w:p>
-      <w:r>
-        <w:rPr>
-          <w:b/>
-          <w:color w:val="4672C4"/>
-          <w:sz w:val="22"/>
-        </w:rPr>
-        <w:t>&gt;&gt; Section0 - Identification et renseignements de controle</w:t>
-      </w:r>
-    </w:p>
-    <w:p>
-      <w:pPr>
-        <w:ind w:left="283"/>
-      </w:pPr>
-      <w:r>
-        <w:rPr>
-          <w:sz w:val="20"/>
-        </w:rPr>
-        <w:t>- Vous avez declaré que le questionnaire est complètement fini mais le questionnaire est en statut partiel, prière de mettre le questionnaire en statut complet s'il est fini.</w:t>
-      </w:r>
-    </w:p>
     <w:p>
       <w:r>
         <w:rPr>
@@ -6304,27 +6291,6 @@
           <w:color w:val="4672C4"/>
           <w:sz w:val="22"/>
         </w:rPr>
-        <w:t>&gt;&gt; Section3 - Sante</w:t>
-      </w:r>
-    </w:p>
-    <w:p>
-      <w:pPr>
-        <w:ind w:left="283"/>
-      </w:pPr>
-      <w:r>
-        <w:rPr>
-          <w:sz w:val="20"/>
-        </w:rPr>
-        <w:t>- Incoherent! MAME ASTOU NDAW Bénéficie de CMU et les actes couverts sont différents de tiers payant.</w:t>
-      </w:r>
-    </w:p>
-    <w:p>
-      <w:r>
-        <w:rPr>
-          <w:b/>
-          <w:color w:val="4672C4"/>
-          <w:sz w:val="22"/>
-        </w:rPr>
         <w:t>&gt;&gt; Section4c - Emploi - Activite secondaire</w:t>
       </w:r>
     </w:p>
@@ -6346,27 +6312,6 @@
           <w:color w:val="4672C4"/>
           <w:sz w:val="22"/>
         </w:rPr>
-        <w:t>&gt;&gt; Section7a1 - Repas pris a l'exterieur du menage</w:t>
-      </w:r>
-    </w:p>
-    <w:p>
-      <w:pPr>
-        <w:ind w:left="283"/>
-      </w:pPr>
-      <w:r>
-        <w:rPr>
-          <w:sz w:val="20"/>
-        </w:rPr>
-        <w:t>- Attention ! La section sur le repas pris à l'extérieur du ménage n'est pas renseignée à 100 %. Prière de vérifier l'ensemble des questions relatives à cette section et de les renseigner en totalité.</w:t>
-      </w:r>
-    </w:p>
-    <w:p>
-      <w:r>
-        <w:rPr>
-          <w:b/>
-          <w:color w:val="4672C4"/>
-          <w:sz w:val="22"/>
-        </w:rPr>
         <w:t>&gt;&gt; Section7a2 - Repas pris a l'exterieur du menage</w:t>
       </w:r>
     </w:p>
@@ -6379,6 +6324,27 @@
           <w:sz w:val="20"/>
         </w:rPr>
         <w:t>- Le montant total declaré de MAME ASTOU NDAW concernant les repas pris à l'extérieur du ménage au cours des 7 jours semble faible. Prière de vérifier et de corriger ou de confirmer ces informations avec le QG.</w:t>
+      </w:r>
+    </w:p>
+    <w:p>
+      <w:r>
+        <w:rPr>
+          <w:b/>
+          <w:color w:val="4672C4"/>
+          <w:sz w:val="22"/>
+        </w:rPr>
+        <w:t>&gt;&gt; Section7b - Consommation alimentaire - 7 jours</w:t>
+      </w:r>
+    </w:p>
+    <w:p>
+      <w:pPr>
+        <w:ind w:left="283"/>
+      </w:pPr>
+      <w:r>
+        <w:rPr>
+          <w:sz w:val="20"/>
+        </w:rPr>
+        <w:t>- Attention ! Le prix unitaire d'achat (100 Fcfa) de Café en poudre soluble en Sachets industriel (Petit) est relativement élevé par rapport aux autres prix observés dans cette zone. Prière de corriger ou de confirmer avec le QG. Attention ! Le prix unitaire d'achat (1500 Fcfa) de Vinaigre de vin en Bouteille 1l (taille unique) est relativement élevé par rapport aux autres prix observés dans cette zone. Prière de corriger ou de confirmer avec le QG. Attention ! Soupçons de quantité anormale! Le ménage de MAME ASTOU NDAW avec une taille de 2 personnes a consommé 22 miche en Moyen de Pain moderne (Baguette) qui est relativement élevé comme consommation par rapport à la condition de vie des autres ménages de même taille dans cette zone. Prière de corriger ou de confirmer avec le QG. Avertissement!! La quantité (.37) de Sel en Kg qui provient de la production du ménage et celle reçue en cadeau depasse la quantité consommée, prière de verifier et corriger. Difficile de consommer le Sel en Kg taille unique prière de verifier. Avertissement!! La quantité (5.24 litre) du produit Huile de soja  consommée  par le ménage semble très élevé, prière de corriger ou confirmer avec le QG. Attention ! Soupçons de quantité anormale! Le ménage de MAME ASTOU NDAW avec une taille de 2 personnes a consommé 5.24 Litre en taille unique de Huile de soja  qui est relativement élevé comme consommation par rapport à la condition de vie des autres ménages de même taille dans cette zone. Prière de corriger ou de confirmer avec le QG. Avertissement!! Les quantités du Thé en feuille consommées en Sachets industriel semble incoherent car les ménages consomment géneralement en sachet ou en paquet, prière de corriger ou confirmer avec le QG. Avertissement!!! Le ménage a consommé 11 Pièce Moyen de Poisson frais type 8, cette quantité semble anormale pour une consommation des 7 derniers jours.Prière de corriger ou de confirmer avec le QG. Avertissement!!! Le ménage a consommé 11 Pièce Moyen de Poisson frais type 9, cette quantité semble anormale pour une consommation des 7 derniers jours.Prière de corriger ou de confirmer avec le QG. Avertissement!!! Le ménage a consommé 40 Pièce Moyen de Oignon frais, cette quantité semble anormale pour une consommation des 7 derniers jours.Prière de corriger ou de confirmer avec le QG. Avertissement!!!Le ménage a consommé 70 Sachets industriel de Moyen de Eau minérale/filtrée en sachet  ce qui semble incoherent pour une consommation aucours des 7 derniers jours, prière de verifier et corriger. Incohérence!! Dans ce ménage, chaque individus consomme par jour .8214286 Kg  de cereale; Prière de revoir les quantités prises de ces produits. Incohérence!! Dans ce ménage, chaque individus consomme par jour .8214286 Kg  de cereale; Prière de revoir les quantités prises de ces produits. Incohérence!! Dans ce ménage, chaque individus consomme par jour .8214286 Kg  de cereale; Prière de revoir les quantités prises de ces produits. Attention ! Le prix unitaire d'achat (1000 Fcfa) de Riz importé parfumé en Kg (taille unique) est relativement élevé par rapport aux autres prix observés dans cette zone. Prière de corriger ou de confirmer avec le QG. Incohérence!! Dans ce ménage, chaque individus consomme par jour .8214286 Kg  de cereale; Prière de revoir les quantités prises de ces produits. Attention ! Le prix unitaire d'achat (400 Fcfa) de Maïs en grain en Kg (taille unique) est relativement élevé par rapport aux autres prix observés dans cette zone. Prière de corriger ou de confirmer avec le QG. Le prix d'achat unitaire (6000 Fcfa) de Poivre en Kg de taille taille unique prière de regarder les reponses prises dans les questions s07bq07a s07bq07b s07bq07c s07bq08 pour mieux corriger.</w:t>
       </w:r>
     </w:p>
     <w:p>
@@ -6424,6 +6390,8 @@
         <w:br/>
         <w:t xml:space="preserve">-  La dernière fois que vous avez acheté Frais de blanchiment des vêtements, linge, etc. (Pressing) est la lingère et semble exister dans les modalités, prière de prendre attache avec le QG pour plus d'explication afin de la classer bien. </w:t>
         <w:br/>
+        <w:t xml:space="preserve">-  La dernière fois que vous avez acheté Frais de mouture des céréales est machine pour mil et semble exister dans les modalités, prière de prendre attache avec le QG pour plus d'explication afin de la classer bien. </w:t>
+        <w:br/>
         <w:t>- Peu plausible! le montant de la dépense pour  Savon de ménage, lessive en poudre, détergents (eau de javel, etc. ) semble trop élevé. Veuillez, s'il vous plaît, confirmer cette information avec le QG ou la corriger.</w:t>
       </w:r>
     </w:p>
@@ -6446,6 +6414,27 @@
           <w:sz w:val="20"/>
         </w:rPr>
         <w:t>- Le temps mis (en heure et en minute) pour s'approvisionner en eau de boisson une fois à la source est  5 fois plus élevé que le temps mis (en minutes) pour se rendre à la principale source d'approvisionnement en eau de boisson, prière de corriger. Avertissement!! Le ménage (vit en milieu urbain) se débarrasse de ses ordures ménagères soit par le Dépotoir sauvage, brûle et enterre, prière de corriger ou confirmer avec le QG.</w:t>
+      </w:r>
+    </w:p>
+    <w:p>
+      <w:r>
+        <w:rPr>
+          <w:b/>
+          <w:color w:val="4672C4"/>
+          <w:sz w:val="22"/>
+        </w:rPr>
+        <w:t>&gt;&gt; Section12 - Actifs du menage</w:t>
+      </w:r>
+    </w:p>
+    <w:p>
+      <w:pPr>
+        <w:ind w:left="283"/>
+      </w:pPr>
+      <w:r>
+        <w:rPr>
+          <w:sz w:val="20"/>
+        </w:rPr>
+        <w:t>- Avertissement!!! Le prix d'achat (25000) de l'article  Armoires et autres meubles est inférieur aux prix de revente (80000)  avec l'âge du bien atteignant 3 ans. Prière de vérifier ou confirmer avec l'enquêté et mettre les bonnes valeurs après verification, s'il le faut.</w:t>
       </w:r>
     </w:p>
     <w:p>
@@ -6867,7 +6856,7 @@
         <w:rPr>
           <w:sz w:val="20"/>
         </w:rPr>
-        <w:t>- Vous avez declaré que le questionnaire est complètement fini mais le questionnaire est en statut partiel, prière de mettre le questionnaire en statut complet s'il est fini. Il est obligatoire de prendre les coordonnées Gps avant d'administrer le questionnaire. Prière de prendre les coordonnées GPS.</w:t>
+        <w:t>- Il est obligatoire de prendre les coordonnées Gps avant d'administrer le questionnaire. Prière de prendre les coordonnées GPS.</w:t>
       </w:r>
     </w:p>
     <w:p>
@@ -6934,7 +6923,7 @@
         <w:rPr>
           <w:sz w:val="20"/>
         </w:rPr>
-        <w:t>- Attention ! Le prix unitaire d'achat (50 Fcfa) de Carotte en Pièce (Petit) est relativement faible par rapport aux autres prix observés dans cette zone. Prière de corriger ou de confirmer avec le QG. Avertissement!!!Le ménage a consommé 50 Kg de taille unique de Sucre en poudre   ce qui semble incoherent pour une consommation aucours des 7 derniers jours, prière de verifier et corriger. Avertissement!!! Le ménage a consommé 50 Kg taille unique de Sucre en poudre , cette quantité semble anormale pour une consommation des 7 derniers jours.Prière de corriger ou de confirmer avec le QG. Attention ! Le prix unitaire d'achat (490 Fcfa) de Sucre en poudre  en Kg (taille unique) est relativement faible par rapport aux autres prix observés dans cette zone. Prière de corriger ou de confirmer avec le QG.</w:t>
+        <w:t>- Avertissement!!!Le ménage a consommé 50 Kg de taille unique de Sucre en poudre   ce qui semble incoherent pour une consommation aucours des 7 derniers jours, prière de verifier et corriger. Avertissement!!! Le ménage a consommé 50 Kg taille unique de Sucre en poudre , cette quantité semble anormale pour une consommation des 7 derniers jours.Prière de corriger ou de confirmer avec le QG. Attention ! Le prix unitaire d'achat (490 Fcfa) de Sucre en poudre  en Kg (taille unique) est relativement faible par rapport aux autres prix observés dans cette zone. Prière de corriger ou de confirmer avec le QG. Attention ! Soupçons de quantité anormale! Le ménage de ASSIATOU DIALLO avec une taille de 4 personnes a consommé 50 Kg en taille unique de Sucre en poudre  qui est relativement élevé comme consommation par rapport à la condition de vie des autres ménages de même taille dans cette zone. Prière de corriger ou de confirmer avec le QG.</w:t>
       </w:r>
     </w:p>
     <w:p>
@@ -7322,27 +7311,6 @@
           <w:color w:val="4672C4"/>
           <w:sz w:val="22"/>
         </w:rPr>
-        <w:t>&gt;&gt; Section0 - Identification et renseignements de controle</w:t>
-      </w:r>
-    </w:p>
-    <w:p>
-      <w:pPr>
-        <w:ind w:left="283"/>
-      </w:pPr>
-      <w:r>
-        <w:rPr>
-          <w:sz w:val="20"/>
-        </w:rPr>
-        <w:t>- Vous avez declaré que le questionnaire est complètement fini mais le questionnaire est en statut partiel, prière de mettre le questionnaire en statut complet s'il est fini.</w:t>
-      </w:r>
-    </w:p>
-    <w:p>
-      <w:r>
-        <w:rPr>
-          <w:b/>
-          <w:color w:val="4672C4"/>
-          <w:sz w:val="22"/>
-        </w:rPr>
         <w:t>&gt;&gt; Section2 - Education</w:t>
       </w:r>
     </w:p>
@@ -7423,7 +7391,7 @@
         <w:rPr>
           <w:sz w:val="20"/>
         </w:rPr>
-        <w:t>- Attention ! Le prix unitaire d'achat (1600 Fcfa) de Aubergine   en Kg (taille unique) est relativement élevé par rapport aux autres prix observés dans cette zone. Prière de corriger ou de confirmer avec le QG. Attention ! Le prix unitaire d'achat (2800 Fcfa) de Tomate fraîche en Kg (taille unique) est relativement élevé par rapport aux autres prix observés dans cette zone. Prière de corriger ou de confirmer avec le QG. Attention ! Le prix unitaire d'achat (50 Fcfa) de Sel en Sachets industriel (Petit) est relativement faible par rapport aux autres prix observés dans cette zone. Prière de corriger ou de confirmer avec le QG. Attention ! Le prix unitaire d'achat (550 Fcfa) de Huile de soja  en Litre (taille unique) est relativement faible par rapport aux autres prix observés dans cette zone. Prière de corriger ou de confirmer avec le QG. Attention ! Le prix unitaire d'achat (900 Fcfa) de Piment séché en Sachets (Petit) est relativement élevé par rapport aux autres prix observés dans cette zone. Prière de corriger ou de confirmer avec le QG. Attention ! Le prix unitaire d'achat (900 Fcfa) de Poivre en Sachets (Moyen) est relativement élevé par rapport aux autres prix observés dans cette zone. Prière de corriger ou de confirmer avec le QG. Avertissement!!! Le ménage a consommé 14 Cuillère Petit de Chocolat pâte à tartiner, cette quantité semble anormale pour une consommation des 7 derniers jours.Prière de corriger ou de confirmer avec le QG.</w:t>
+        <w:t>- Attention ! Le prix unitaire d'achat (1200 Fcfa) de Salade (laitue) en Tas (Petit) est relativement élevé par rapport aux autres prix observés dans cette zone. Prière de corriger ou de confirmer avec le QG. Attention ! Le prix unitaire d'achat (1600 Fcfa) de Aubergine   en Kg (taille unique) est relativement élevé par rapport aux autres prix observés dans cette zone. Prière de corriger ou de confirmer avec le QG. Attention ! Le prix unitaire d'achat (1600 Fcfa) de Carotte en Kg (taille unique) est relativement élevé par rapport aux autres prix observés dans cette zone. Prière de corriger ou de confirmer avec le QG. Attention ! Le prix unitaire d'achat (2800 Fcfa) de Tomate fraîche en Kg (taille unique) est relativement élevé par rapport aux autres prix observés dans cette zone. Prière de corriger ou de confirmer avec le QG. Attention ! Le prix unitaire d'achat (500 Fcfa) de Feuilles de  Haricot en Sachets (Moyen) est relativement élevé par rapport aux autres prix observés dans cette zone. Prière de corriger ou de confirmer avec le QG. Attention ! Le prix unitaire d'achat (550 Fcfa) de Huile de soja  en Litre (taille unique) est relativement faible par rapport aux autres prix observés dans cette zone. Prière de corriger ou de confirmer avec le QG. Attention ! Le prix unitaire d'achat (900 Fcfa) de Piment séché en Sachets (Petit) est relativement élevé par rapport aux autres prix observés dans cette zone. Prière de corriger ou de confirmer avec le QG. Attention ! Le prix unitaire d'achat (900 Fcfa) de Poivre en Sachets (Moyen) est relativement élevé par rapport aux autres prix observés dans cette zone. Prière de corriger ou de confirmer avec le QG. Attention ! Soupçons de quantité anormale! Le ménage de AMY FAYE avec une taille de 5 personnes a consommé 10.5 Kg en taille unique de Riz local Gambiaka qui est relativement élevé comme consommation par rapport à la condition de vie des autres ménages de même taille dans cette zone. Prière de corriger ou de confirmer avec le QG. Avertissement!!! Le ménage a consommé 14 Cuillère Petit de Chocolat pâte à tartiner, cette quantité semble anormale pour une consommation des 7 derniers jours.Prière de corriger ou de confirmer avec le QG.</w:t>
       </w:r>
     </w:p>
     <w:p>
